--- a/public/templates/000_pm_suite/01_프로젝트 관리/01_통합관리/보고체계_관리_계획서_템플릿.docx
+++ b/public/templates/000_pm_suite/01_프로젝트 관리/01_통합관리/보고체계_관리_계획서_템플릿.docx
@@ -9,7 +9,7 @@
           <w:color w:val="1D4ED8"/>
           <w:sz w:val="22"/>
         </w:rPr>
-        <w:t>[공공·엔터프라이즈 표준 사업관리 산출물]  문서번호: GRV_MAN_080</w:t>
+        <w:t>[공공·엔터프라이즈 표준 사업관리 산출물]  문서번호: EMP_MAN_080</w:t>
       </w:r>
     </w:p>
     <w:p>
@@ -19,7 +19,7 @@
           <w:color w:val="0F2340"/>
           <w:sz w:val="44"/>
         </w:rPr>
-        <w:t>Claimworks-Claims AI 시스템 구축</w:t>
+        <w:t>SyncGuard AI 시스템 구축</w:t>
         <w:br/>
         <w:t>보고체계 관리 계획서</w:t>
       </w:r>
@@ -76,7 +76,7 @@
               <w:rPr>
                 <w:sz w:val="19"/>
               </w:rPr>
-              <w:t>아모레퍼시픽 Claimworks-Claims AI 시스템 구축 용역</w:t>
+              <w:t>한빛글로벌 SyncGuard AI 시스템 구축 용역</w:t>
             </w:r>
           </w:p>
         </w:tc>
@@ -109,7 +109,7 @@
               <w:rPr>
                 <w:sz w:val="19"/>
               </w:rPr>
-              <w:t>GRV_MAN_080</w:t>
+              <w:t>EMP_MAN_080</w:t>
             </w:r>
           </w:p>
         </w:tc>
@@ -144,7 +144,7 @@
               <w:rPr>
                 <w:sz w:val="19"/>
               </w:rPr>
-              <w:t>㈜아모레퍼시픽 (현업PM: 박주열 / 기술PM: 김경호)</w:t>
+              <w:t>㈜한빛글로벌 (현업PM: 정민수 / 기술PM: 한승우)</w:t>
             </w:r>
           </w:p>
         </w:tc>
@@ -177,7 +177,7 @@
               <w:rPr>
                 <w:sz w:val="19"/>
               </w:rPr>
-              <w:t>㈜그로브소프트 (총괄AA: 오병문 / 수행PM: 김재은)</w:t>
+              <w:t>㈜엠파시 (총괄AA: 박준혁 / 수행PM: 김태윤)</w:t>
             </w:r>
           </w:p>
         </w:tc>
@@ -280,7 +280,7 @@
               <w:rPr>
                 <w:sz w:val="19"/>
               </w:rPr>
-              <w:t>김재은 수행PM / 황자영 PMO</w:t>
+              <w:t>김태윤 수행PM / 이지훈 PMO</w:t>
             </w:r>
           </w:p>
         </w:tc>
@@ -313,7 +313,7 @@
               <w:rPr>
                 <w:sz w:val="19"/>
               </w:rPr>
-              <w:t>박주열 현업PM / 김경호 기술PM</w:t>
+              <w:t>정민수 현업PM / 한승우 기술PM</w:t>
             </w:r>
           </w:p>
         </w:tc>
@@ -405,7 +405,7 @@
           <w:color w:val="1D4ED8"/>
           <w:sz w:val="20"/>
         </w:rPr>
-        <w:t>산출물 ID : GRV_MAN_080  |  버전 : v1.0</w:t>
+        <w:t>산출물 ID : EMP_MAN_080  |  버전 : v1.0</w:t>
       </w:r>
     </w:p>
     <w:p>
@@ -435,7 +435,7 @@
           <w:color w:val="1D4ED8"/>
           <w:sz w:val="20"/>
         </w:rPr>
-        <w:t>아모레퍼시픽 Claimworks-Claims AI 시스템 구축  |  보고체계 관리 계획서</w:t>
+        <w:t>한빛글로벌 SyncGuard AI 시스템 구축  |  보고체계 관리 계획서</w:t>
       </w:r>
     </w:p>
     <w:p>
@@ -445,7 +445,7 @@
           <w:color w:val="1D4ED8"/>
           <w:sz w:val="20"/>
         </w:rPr>
-        <w:t>발주사 : AMOREPACIFIC   |   수행사 : ㈜그로브소프트 (GROVE)</w:t>
+        <w:t>발주사 : HANBIT GLOBAL   |   수행사 : ㈜엠파시 (Empasy Inc.)</w:t>
       </w:r>
     </w:p>
     <w:p>
@@ -499,14 +499,14 @@
         <w:rPr>
           <w:sz w:val="19"/>
         </w:rPr>
-        <w:t>3. 교체 필수 항목 : [사업명], [발주사/수행사 조직], [사업기간 및 M1~M6 일정], [산출물 ID 체계], [인력/인프라 수량]</w:t>
+        <w:t>3. 교체 필수 항목 : SyncGuard AI 시스템 구축 사업, [발주사/수행사 조직], [사업기간 및 M1~M6 일정], [산출물 ID 체계], [인력/인프라 수량]</w:t>
         <w:br/>
       </w:r>
       <w:r>
         <w:rPr>
           <w:sz w:val="19"/>
         </w:rPr>
-        <w:t>4. 연계 문서 : 사업수행계획서(GRV_INT_010), WBS(GRV_INT_020), 주간보고서(GRV_MAN_010), 투입공수(GRV_MAN_050)</w:t>
+        <w:t>4. 연계 문서 : 사업수행계획서(EMP_INT_010), WBS(EMP_INT_020), 주간보고서(EMP_MAN_010), 투입공수(EMP_MAN_050)</w:t>
       </w:r>
     </w:p>
     <w:p>
@@ -566,7 +566,7 @@
           <w:color w:val="1D4ED8"/>
           <w:sz w:val="20"/>
         </w:rPr>
-        <w:t>발주사(연구전략/ERP/RA)·주관사(그로브소프트)·협력사(아이시프트) 소통 구조</w:t>
+        <w:t>발주사(연구전략/ERP/RA)·주관사(엠파시)·협력사(데이터브릿지) 소통 구조</w:t>
       </w:r>
     </w:p>
     <w:p>
@@ -933,7 +933,7 @@
               <w:rPr>
                 <w:sz w:val="17"/>
               </w:rPr>
-              <w:t>김재은 PM</w:t>
+              <w:t>김태윤 PM</w:t>
             </w:r>
           </w:p>
         </w:tc>
@@ -1006,7 +1006,7 @@
               <w:rPr>
                 <w:sz w:val="17"/>
               </w:rPr>
-              <w:t>김재은 / 박주열</w:t>
+              <w:t>김태윤 / 정민수</w:t>
             </w:r>
           </w:p>
         </w:tc>
@@ -1074,7 +1074,7 @@
               <w:rPr>
                 <w:sz w:val="17"/>
               </w:rPr>
-              <w:t>황자영 PMO</w:t>
+              <w:t>이지훈 PMO</w:t>
             </w:r>
           </w:p>
         </w:tc>
@@ -1098,7 +1098,7 @@
           <w:color w:val="1D4ED8"/>
           <w:sz w:val="20"/>
         </w:rPr>
-        <w:t>산출물 ID : GRV_MAN_080  |  버전 : v1.0</w:t>
+        <w:t>산출물 ID : EMP_MAN_080  |  버전 : v1.0</w:t>
       </w:r>
     </w:p>
     <w:p>
@@ -1128,7 +1128,7 @@
           <w:color w:val="1D4ED8"/>
           <w:sz w:val="20"/>
         </w:rPr>
-        <w:t>아모레퍼시픽 Claimworks-Claims AI 시스템 구축  |  보고체계 관리 계획서</w:t>
+        <w:t>한빛글로벌 SyncGuard AI 시스템 구축  |  보고체계 관리 계획서</w:t>
       </w:r>
     </w:p>
     <w:p>
@@ -1138,7 +1138,7 @@
           <w:color w:val="1D4ED8"/>
           <w:sz w:val="20"/>
         </w:rPr>
-        <w:t>발주사 : AMOREPACIFIC   |   수행사 : ㈜그로브소프트 (GROVE)</w:t>
+        <w:t>발주사 : HANBIT GLOBAL   |   수행사 : ㈜엠파시 (Empasy Inc.)</w:t>
       </w:r>
     </w:p>
     <w:p>
@@ -1166,7 +1166,7 @@
         <w:rPr>
           <w:sz w:val="19"/>
         </w:rPr>
-        <w:t>• 발주사 현업 PM(박주열) · 기술 PM(김경호) ↔ 수행사 수행 PM(김재은) · 총괄 AA(오병문)을 공식 소통 창구로 단일화</w:t>
+        <w:t>• 발주사 현업 PM(정민수) · 기술 PM(한승우) ↔ 수행사 수행 PM(김태윤) · 총괄 AA(박준혁)을 공식 소통 창구로 단일화</w:t>
         <w:br/>
       </w:r>
       <w:r>
@@ -1180,7 +1180,7 @@
         <w:rPr>
           <w:sz w:val="19"/>
         </w:rPr>
-        <w:t>• 협력사(아이시프트)의 myBeaker 연계 이슈 역시 수행사 PM/AA가 통합 취합하여 발주사 기술 PM과 일괄 협의</w:t>
+        <w:t>• 협력사(데이터브릿지)의 ProductLab 연계 이슈 역시 수행사 PM/AA가 통합 취합하여 발주사 기술 PM과 일괄 협의</w:t>
       </w:r>
     </w:p>
     <w:p>
@@ -1208,7 +1208,7 @@
         <w:rPr>
           <w:sz w:val="19"/>
         </w:rPr>
-        <w:t>• 매주 금요일 13:30 주간정례보고(GRV_MAN_010) 및 매월 말 월간투입공수·진도보고(GRV_MAN_050)를 무결점 정례화</w:t>
+        <w:t>• 매주 금요일 13:30 주간정례보고(EMP_MAN_010) 및 매월 말 월간투입공수·진도보고(EMP_MAN_050)를 무결점 정례화</w:t>
         <w:br/>
       </w:r>
       <w:r>
@@ -1250,7 +1250,7 @@
         <w:rPr>
           <w:sz w:val="19"/>
         </w:rPr>
-        <w:t>• 모든 공식 회의 및 실무 협의는 종료 후 24시간 이내에 회의록(GRV_MAN_020)을 작성하여 참석자 전원 회람·확정</w:t>
+        <w:t>• 모든 공식 회의 및 실무 협의는 종료 후 24시간 이내에 회의록(EMP_MAN_020)을 작성하여 참석자 전원 회람·확정</w:t>
         <w:br/>
       </w:r>
       <w:r>
@@ -1292,7 +1292,7 @@
         <w:rPr>
           <w:sz w:val="19"/>
         </w:rPr>
-        <w:t>• 인프라 방화벽 개통 지연, SSO/Tiumnet 연계 사양 미확정 등 외부 의존성 병목은 발생 즉시 주간보고 '협조요청'에 적시</w:t>
+        <w:t>• 인프라 방화벽 개통 지연, SSO/MarketingHub 연계 사양 미확정 등 외부 의존성 병목은 발생 즉시 주간보고 '협조요청'에 적시</w:t>
         <w:br/>
       </w:r>
       <w:r>
@@ -1336,7 +1336,7 @@
           <w:color w:val="1D4ED8"/>
           <w:sz w:val="20"/>
         </w:rPr>
-        <w:t>산출물 ID : GRV_MAN_080  |  버전 : v1.0</w:t>
+        <w:t>산출물 ID : EMP_MAN_080  |  버전 : v1.0</w:t>
       </w:r>
     </w:p>
     <w:p>
@@ -1356,7 +1356,7 @@
           <w:color w:val="1D4ED8"/>
           <w:sz w:val="20"/>
         </w:rPr>
-        <w:t>사업 총괄 의사결정 기구부터 현업(RA Lab)·기술(ERP플랫폼)·실증DB(아이시프트) 실무 협의체까지 유기적 소통 체계를 운영합니다.</w:t>
+        <w:t>사업 총괄 의사결정 기구부터 현업(RA Lab)·기술(ERP플랫폼)·실증DB(데이터브릿지) 실무 협의체까지 유기적 소통 체계를 운영합니다.</w:t>
       </w:r>
     </w:p>
     <w:p>
@@ -1366,7 +1366,7 @@
           <w:color w:val="1D4ED8"/>
           <w:sz w:val="20"/>
         </w:rPr>
-        <w:t>아모레퍼시픽 Claimworks-Claims AI 시스템 구축  |  보고체계 관리 계획서</w:t>
+        <w:t>한빛글로벌 SyncGuard AI 시스템 구축  |  보고체계 관리 계획서</w:t>
       </w:r>
     </w:p>
     <w:p>
@@ -1376,7 +1376,7 @@
           <w:color w:val="1D4ED8"/>
           <w:sz w:val="20"/>
         </w:rPr>
-        <w:t>발주사 : AMOREPACIFIC   |   수행사 : ㈜그로브소프트 (GROVE)</w:t>
+        <w:t>발주사 : HANBIT GLOBAL   |   수행사 : ㈜엠파시 (Empasy Inc.)</w:t>
       </w:r>
     </w:p>
     <w:p>
@@ -1386,7 +1386,7 @@
           <w:color w:val="1D4ED8"/>
           <w:sz w:val="20"/>
         </w:rPr>
-        <w:t>발주사 : ㈜아모레퍼시픽</w:t>
+        <w:t>발주사 : ㈜한빛글로벌</w:t>
       </w:r>
     </w:p>
     <w:p>
@@ -1403,7 +1403,7 @@
         <w:rPr>
           <w:sz w:val="19"/>
         </w:rPr>
-        <w:t>• 현업 PM : 박주열 (연구전략Lab / 010-2726-6624)</w:t>
+        <w:t>• 현업 PM : 정민수 (연구전략Lab / 010-2726-6624)</w:t>
         <w:br/>
       </w:r>
       <w:r>
@@ -1417,14 +1417,14 @@
         <w:rPr>
           <w:sz w:val="19"/>
         </w:rPr>
-        <w:t>• 기술 PM : 김경호 (ERP플랫폼기획팀 / 010-5059-1607)</w:t>
+        <w:t>• 기술 PM : 한승우 (ERP플랫폼기획팀 / 010-5059-1607)</w:t>
         <w:br/>
       </w:r>
       <w:r>
         <w:rPr>
           <w:sz w:val="19"/>
         </w:rPr>
-        <w:t>- AWS 클라우드 인프라, SSO/Tiumnet/보안 정책 총괄</w:t>
+        <w:t>- AWS 클라우드 인프라, SSO/MarketingHub/보안 정책 총괄</w:t>
         <w:br/>
       </w:r>
       <w:r>
@@ -1438,14 +1438,14 @@
         <w:rPr>
           <w:sz w:val="19"/>
         </w:rPr>
-        <w:t>• 양서윤, 오혜주, 김다은, 장원희</w:t>
+        <w:t>• 최윤아, 윤서연, 배수빈, 송하늘</w:t>
         <w:br/>
       </w:r>
       <w:r>
         <w:rPr>
           <w:sz w:val="19"/>
         </w:rPr>
-        <w:t>- 화장품 표시·광고 실증 및 클레임 검토 프로세스 정의</w:t>
+        <w:t>- 제품 표시·광고 실증 및 클레임 검토 프로세스 정의</w:t>
         <w:br/>
       </w:r>
       <w:r>
@@ -1473,7 +1473,7 @@
         <w:rPr>
           <w:sz w:val="19"/>
         </w:rPr>
-        <w:t>• 정보보안팀(망분리/방화벽/CA-PAM), Tiumnet 운영팀</w:t>
+        <w:t>• 정보보안팀(망분리/방화벽/CA-PAM), MarketingHub 운영팀</w:t>
       </w:r>
     </w:p>
     <w:p>
@@ -1483,7 +1483,7 @@
           <w:color w:val="1D4ED8"/>
           <w:sz w:val="20"/>
         </w:rPr>
-        <w:t>주관수행사 : ㈜그로브소프트</w:t>
+        <w:t>주관수행사 : ㈜엠파시</w:t>
       </w:r>
     </w:p>
     <w:p>
@@ -1500,7 +1500,7 @@
         <w:rPr>
           <w:sz w:val="19"/>
         </w:rPr>
-        <w:t>• 사업총괄 / AA : 오병문 (010-6355-2046)</w:t>
+        <w:t>• 사업총괄 / AA : 박준혁 (010-6355-2046)</w:t>
         <w:br/>
       </w:r>
       <w:r>
@@ -1528,7 +1528,7 @@
         <w:rPr>
           <w:sz w:val="19"/>
         </w:rPr>
-        <w:t>• 수행 PM : 김재은 (010-8949-0762)</w:t>
+        <w:t>• 수행 PM : 김태윤 (010-8949-0762)</w:t>
         <w:br/>
       </w:r>
       <w:r>
@@ -1542,7 +1542,7 @@
         <w:rPr>
           <w:sz w:val="19"/>
         </w:rPr>
-        <w:t>• PMO / 품질관리 : 황자영 (010-8455-5162)</w:t>
+        <w:t>• PMO / 품질관리 : 이지훈 (010-8455-5162)</w:t>
         <w:br/>
       </w:r>
       <w:r>
@@ -1563,7 +1563,7 @@
         <w:rPr>
           <w:sz w:val="19"/>
         </w:rPr>
-        <w:t>• 개발리드 : 장지용 (010-8614-0516) 외 전담 엔지니어</w:t>
+        <w:t>• 개발리드 : 최현우 (010-8614-0516) 외 전담 엔지니어</w:t>
         <w:br/>
       </w:r>
       <w:r>
@@ -1580,7 +1580,7 @@
           <w:color w:val="1D4ED8"/>
           <w:sz w:val="20"/>
         </w:rPr>
-        <w:t>협력사 : ㈜아이시프트</w:t>
+        <w:t>협력사 : ㈜데이터브릿지</w:t>
       </w:r>
     </w:p>
     <w:p>
@@ -1590,28 +1590,28 @@
           <w:color w:val="1D4ED8"/>
           <w:sz w:val="20"/>
         </w:rPr>
-        <w:t>■ myBeaker 실증자료 DB 구축 및 연계 전담</w:t>
+        <w:t>■ ProductLab 실증자료 DB 구축 및 연계 전담</w:t>
         <w:br/>
       </w:r>
       <w:r>
         <w:rPr>
           <w:sz w:val="19"/>
         </w:rPr>
-        <w:t>• 협력사 총괄 : 진경민 상무 (010-9004-0638)</w:t>
+        <w:t>• 협력사 총괄 : 조성민 상무 (010-9004-0638)</w:t>
         <w:br/>
       </w:r>
       <w:r>
         <w:rPr>
           <w:sz w:val="19"/>
         </w:rPr>
-        <w:t>- 연구원 myBeaker 시스템 데이터 구조 분석 및 일정 관리</w:t>
+        <w:t>- 연구원 ProductLab 시스템 데이터 구조 분석 및 일정 관리</w:t>
         <w:br/>
       </w:r>
       <w:r>
         <w:rPr>
           <w:sz w:val="19"/>
         </w:rPr>
-        <w:t>• 기술 수석 : 남석현 수석 (010-9910-5715)</w:t>
+        <w:t>• 기술 수석 : 강동현 수석 (010-9910-5715)</w:t>
         <w:br/>
       </w:r>
       <w:r>
@@ -1625,7 +1625,7 @@
         <w:rPr>
           <w:sz w:val="19"/>
         </w:rPr>
-        <w:t>- Claims AI ↔ myBeaker 간 REST API / 배치 연동 개발</w:t>
+        <w:t>- SyncGuard AI ↔ ProductLab 간 REST API / 배치 연동 개발</w:t>
         <w:br/>
       </w:r>
       <w:r>
@@ -1639,7 +1639,7 @@
         <w:rPr>
           <w:sz w:val="19"/>
         </w:rPr>
-        <w:t>• 주관사 개발리드(장지용)·AA(오병문)와 주 2회 기술 동기화</w:t>
+        <w:t>• 주관사 개발리드(최현우)·AA(박준혁)와 주 2회 기술 동기화</w:t>
         <w:br/>
       </w:r>
       <w:r>
@@ -1653,7 +1653,7 @@
         <w:rPr>
           <w:sz w:val="19"/>
         </w:rPr>
-        <w:t>• myBeaker 연계 협의 회의 시 발주사 기술원/ERP팀과 합동 참석</w:t>
+        <w:t>• ProductLab 연계 협의 회의 시 발주사 기술원/ERP팀과 합동 참석</w:t>
       </w:r>
     </w:p>
     <w:p>
@@ -1663,7 +1663,7 @@
           <w:color w:val="1D4ED8"/>
           <w:sz w:val="20"/>
         </w:rPr>
-        <w:t>소통 프로토콜 : [정기 보고] 수행 PM(김재은) ➔ 발주사 PM(박주열·김경호)  |  [기술/아키텍처 협의] 총괄 AA(오병문)·개발리드(장지용) ↔ 기술 PM(김경호)</w:t>
+        <w:t>소통 프로토콜 : [정기 보고] 수행 PM(김태윤) ➔ 발주사 PM(정민수·한승우)  |  [기술/아키텍처 협의] 총괄 AA(박준혁)·개발리드(최현우) ↔ 기술 PM(한승우)</w:t>
       </w:r>
     </w:p>
     <w:p>
@@ -1683,7 +1683,7 @@
           <w:color w:val="1D4ED8"/>
           <w:sz w:val="20"/>
         </w:rPr>
-        <w:t>산출물 ID : GRV_MAN_080  |  버전 : v1.0</w:t>
+        <w:t>산출물 ID : EMP_MAN_080  |  버전 : v1.0</w:t>
       </w:r>
     </w:p>
     <w:p>
@@ -1713,7 +1713,7 @@
           <w:color w:val="1D4ED8"/>
           <w:sz w:val="20"/>
         </w:rPr>
-        <w:t>아모레퍼시픽 Claimworks-Claims AI 시스템 구축  |  보고체계 관리 계획서</w:t>
+        <w:t>한빛글로벌 SyncGuard AI 시스템 구축  |  보고체계 관리 계획서</w:t>
       </w:r>
     </w:p>
     <w:p>
@@ -1723,7 +1723,7 @@
           <w:color w:val="1D4ED8"/>
           <w:sz w:val="20"/>
         </w:rPr>
-        <w:t>발주사 : AMOREPACIFIC   |   수행사 : ㈜그로브소프트 (GROVE)</w:t>
+        <w:t>발주사 : HANBIT GLOBAL   |   수행사 : ㈜엠파시 (Empasy Inc.)</w:t>
       </w:r>
     </w:p>
     <w:tbl>
@@ -2025,7 +2025,7 @@
               <w:rPr>
                 <w:sz w:val="17"/>
               </w:rPr>
-              <w:t>수행 PM (김재은)</w:t>
+              <w:t>수행 PM (김태윤)</w:t>
             </w:r>
           </w:p>
         </w:tc>
@@ -2053,7 +2053,7 @@
               <w:rPr>
                 <w:sz w:val="17"/>
               </w:rPr>
-              <w:t>GRV_MAN_010 / 020</w:t>
+              <w:t>EMP_MAN_010 / 020</w:t>
             </w:r>
           </w:p>
         </w:tc>
@@ -2148,7 +2148,7 @@
               <w:rPr>
                 <w:sz w:val="17"/>
               </w:rPr>
-              <w:t>GRV_MAN_050 / WBS</w:t>
+              <w:t>EMP_MAN_050 / WBS</w:t>
             </w:r>
           </w:p>
         </w:tc>
@@ -2248,7 +2248,7 @@
               <w:rPr>
                 <w:sz w:val="17"/>
               </w:rPr>
-              <w:t>GRV_INT_000 / 010</w:t>
+              <w:t>EMP_INT_000 / 010</w:t>
             </w:r>
           </w:p>
         </w:tc>
@@ -2343,7 +2343,7 @@
               <w:rPr>
                 <w:sz w:val="17"/>
               </w:rPr>
-              <w:t>GRV_ANL/DEG 전종</w:t>
+              <w:t>EMP_ANL/DEG 전종</w:t>
             </w:r>
           </w:p>
         </w:tc>
@@ -2429,7 +2429,7 @@
               <w:rPr>
                 <w:sz w:val="17"/>
               </w:rPr>
-              <w:t>발주사 PM, RA Lab, 아이시프트</w:t>
+              <w:t>발주사 PM, RA Lab, 데이터브릿지</w:t>
             </w:r>
           </w:p>
         </w:tc>
@@ -2443,7 +2443,7 @@
               <w:rPr>
                 <w:sz w:val="17"/>
               </w:rPr>
-              <w:t>GRV_EXE_010~030</w:t>
+              <w:t>EMP_EXE_010~030</w:t>
             </w:r>
           </w:p>
         </w:tc>
@@ -2457,7 +2457,7 @@
               <w:rPr>
                 <w:sz w:val="17"/>
               </w:rPr>
-              <w:t>3단계 AI 판정 엔진 프로토타입 시연, 100대 규칙사전 및 myBeaker 실증DB 연동 검증</w:t>
+              <w:t>3단계 AI 판정 엔진 프로토타입 시연, 100대 규칙사전 및 ProductLab 실증DB 연동 검증</w:t>
             </w:r>
           </w:p>
         </w:tc>
@@ -2538,7 +2538,7 @@
               <w:rPr>
                 <w:sz w:val="17"/>
               </w:rPr>
-              <w:t>GRV_TST_010~050</w:t>
+              <w:t>EMP_TST_010~050</w:t>
             </w:r>
           </w:p>
         </w:tc>
@@ -2638,7 +2638,7 @@
               <w:rPr>
                 <w:sz w:val="17"/>
               </w:rPr>
-              <w:t>GRV_IMP_010~090</w:t>
+              <w:t>EMP_IMP_010~090</w:t>
             </w:r>
           </w:p>
         </w:tc>
@@ -2733,7 +2733,7 @@
               <w:rPr>
                 <w:sz w:val="17"/>
               </w:rPr>
-              <w:t>GRV_MAN_030 / 060</w:t>
+              <w:t>EMP_MAN_030 / 060</w:t>
             </w:r>
           </w:p>
         </w:tc>
@@ -2770,7 +2770,7 @@
           <w:color w:val="1D4ED8"/>
           <w:sz w:val="20"/>
         </w:rPr>
-        <w:t>산출물 ID : GRV_MAN_080  |  버전 : v1.0</w:t>
+        <w:t>산출물 ID : EMP_MAN_080  |  버전 : v1.0</w:t>
       </w:r>
     </w:p>
     <w:p>
@@ -2800,7 +2800,7 @@
           <w:color w:val="1D4ED8"/>
           <w:sz w:val="20"/>
         </w:rPr>
-        <w:t>아모레퍼시픽 Claimworks-Claims AI 시스템 구축  |  보고체계 관리 계획서</w:t>
+        <w:t>한빛글로벌 SyncGuard AI 시스템 구축  |  보고체계 관리 계획서</w:t>
       </w:r>
     </w:p>
     <w:p>
@@ -2810,7 +2810,7 @@
           <w:color w:val="1D4ED8"/>
           <w:sz w:val="20"/>
         </w:rPr>
-        <w:t>발주사 : AMOREPACIFIC   |   수행사 : ㈜그로브소프트 (GROVE)</w:t>
+        <w:t>발주사 : HANBIT GLOBAL   |   수행사 : ㈜엠파시 (Empasy Inc.)</w:t>
       </w:r>
     </w:p>
     <w:p>
@@ -3113,7 +3113,7 @@
               </w:rPr>
               <w:t>대면 또는 화상회의</w:t>
               <w:br/>
-              <w:t>(아모레 본사 / 온라인)</w:t>
+              <w:t>(한빛글로벌 본사 / 온라인)</w:t>
             </w:r>
           </w:p>
         </w:tc>
@@ -3126,9 +3126,9 @@
               <w:rPr>
                 <w:sz w:val="17"/>
               </w:rPr>
-              <w:t>발주사 PM(박주열·김경호),</w:t>
+              <w:t>발주사 PM(정민수·한승우),</w:t>
               <w:br/>
-              <w:t>수행 PM(김재은), AA(오병문), PMO</w:t>
+              <w:t>수행 PM(김태윤), AA(박준혁), PMO</w:t>
             </w:r>
           </w:p>
         </w:tc>
@@ -3207,7 +3207,7 @@
               </w:rPr>
               <w:t>대면 회의</w:t>
               <w:br/>
-              <w:t>(아모레퍼시픽 회의실)</w:t>
+              <w:t>(한빛글로벌 회의실)</w:t>
             </w:r>
           </w:p>
         </w:tc>
@@ -3221,7 +3221,7 @@
               <w:rPr>
                 <w:sz w:val="17"/>
               </w:rPr>
-              <w:t>현업 PM(박주열), RA Lab 4인,</w:t>
+              <w:t>현업 PM(정민수), RA Lab 4인,</w:t>
               <w:br/>
               <w:t>수행 PM, 화면기획/프론트 리드</w:t>
             </w:r>
@@ -3312,9 +3312,9 @@
               <w:rPr>
                 <w:sz w:val="17"/>
               </w:rPr>
-              <w:t>기술 PM(김경호), 아키텍처/보안팀,</w:t>
+              <w:t>기술 PM(한승우), 아키텍처/보안팀,</w:t>
               <w:br/>
-              <w:t>총괄 AA(오병문), 개발리드, 남석현 수석</w:t>
+              <w:t>총괄 AA(박준혁), 개발리드, 강동현 수석</w:t>
             </w:r>
           </w:p>
         </w:tc>
@@ -3329,7 +3329,7 @@
               </w:rPr>
               <w:t>• AWS EKS/RDS/ALB 구성, 방화벽(ANY Open 배제) 협의</w:t>
               <w:br/>
-              <w:t>• AP-ON SSO, Tiumnet, myBeaker API 규격 확정</w:t>
+              <w:t>• HB-SSO SSO, MarketingHub, ProductLab API 규격 확정</w:t>
             </w:r>
           </w:p>
         </w:tc>
@@ -3463,7 +3463,7 @@
           <w:color w:val="1D4ED8"/>
           <w:sz w:val="20"/>
         </w:rPr>
-        <w:t>산출물 ID : GRV_MAN_080  |  버전 : v1.0</w:t>
+        <w:t>산출물 ID : EMP_MAN_080  |  버전 : v1.0</w:t>
       </w:r>
     </w:p>
     <w:p>
@@ -3493,7 +3493,7 @@
           <w:color w:val="1D4ED8"/>
           <w:sz w:val="20"/>
         </w:rPr>
-        <w:t>아모레퍼시픽 Claimworks-Claims AI 시스템 구축  |  보고체계 관리 계획서</w:t>
+        <w:t>한빛글로벌 SyncGuard AI 시스템 구축  |  보고체계 관리 계획서</w:t>
       </w:r>
     </w:p>
     <w:p>
@@ -3503,7 +3503,7 @@
           <w:color w:val="1D4ED8"/>
           <w:sz w:val="20"/>
         </w:rPr>
-        <w:t>발주사 : AMOREPACIFIC   |   수행사 : ㈜그로브소프트 (GROVE)</w:t>
+        <w:t>발주사 : HANBIT GLOBAL   |   수행사 : ㈜엠파시 (Empasy Inc.)</w:t>
       </w:r>
     </w:p>
     <w:p>
@@ -3561,14 +3561,14 @@
         <w:rPr>
           <w:sz w:val="19"/>
         </w:rPr>
-        <w:t>• 주관사 파트 리드(장지용 개발리드 등) ↔ 발주사 실무 담당자(RA Lab / IT 담당) 직접 협의</w:t>
+        <w:t>• 주관사 파트 리드(최현우 개발리드 등) ↔ 발주사 실무 담당자(RA Lab / IT 담당) 직접 협의</w:t>
         <w:br/>
       </w:r>
       <w:r>
         <w:rPr>
           <w:sz w:val="19"/>
         </w:rPr>
-        <w:t>• 수행 PM에게 일일 스크럼 시 현황 공유 및 이슈관리대장(GRV_MAN_030) '낮음(Low)' 등록</w:t>
+        <w:t>• 수행 PM에게 일일 스크럼 시 현황 공유 및 이슈관리대장(EMP_MAN_030) '낮음(Low)' 등록</w:t>
         <w:br/>
       </w:r>
       <w:r>
@@ -3619,7 +3619,7 @@
         <w:rPr>
           <w:sz w:val="19"/>
         </w:rPr>
-        <w:t>• 사내 방화벽 오픈 지연, SSO/Tiumnet/myBeaker 인터페이스 사양 미확정, AI 응답속도 저하 등</w:t>
+        <w:t>• 사내 방화벽 오픈 지연, SSO/MarketingHub/ProductLab 인터페이스 사양 미확정, AI 응답속도 저하 등</w:t>
         <w:br/>
       </w:r>
       <w:r>
@@ -3633,7 +3633,7 @@
         <w:rPr>
           <w:sz w:val="19"/>
         </w:rPr>
-        <w:t>• 수행 PM(김재은)·총괄 AA(오병문) ➔ 발주사 현업 PM(박주열)·기술 PM(김경호) 긴급 협의 소집</w:t>
+        <w:t>• 수행 PM(김태윤)·총괄 AA(박준혁) ➔ 발주사 현업 PM(정민수)·기술 PM(한승우) 긴급 협의 소집</w:t>
         <w:br/>
       </w:r>
       <w:r>
@@ -3705,14 +3705,14 @@
         <w:rPr>
           <w:sz w:val="19"/>
         </w:rPr>
-        <w:t>• 수행사 사업총괄(오병문) 및 대표단 ↔ 발주사 연구전략Lab/ERP플랫폼 부서장 공식 보고</w:t>
+        <w:t>• 수행사 사업총괄(박준혁) 및 대표단 ↔ 발주사 연구전략Lab/ERP플랫폼 부서장 공식 보고</w:t>
         <w:br/>
       </w:r>
       <w:r>
         <w:rPr>
           <w:sz w:val="19"/>
         </w:rPr>
-        <w:t>• 예비 인력 긴급 추가 투입, 단계별 범위 조정(Cut-off), 공식 변경관리대장(GRV_MAN_060) 의결</w:t>
+        <w:t>• 예비 인력 긴급 추가 투입, 단계별 범위 조정(Cut-off), 공식 변경관리대장(EMP_MAN_060) 의결</w:t>
       </w:r>
     </w:p>
     <w:p>
@@ -3722,7 +3722,7 @@
           <w:color w:val="1D4ED8"/>
           <w:sz w:val="20"/>
         </w:rPr>
-        <w:t>에스컬레이션 골든룰 : 이슈 은폐로 인한 사후 지연 보고는 엄격히 금지하며, 모든 이슈는 이슈관리대장(GRV_MAN_030)에 등록 후 종결 시까지 추적합니다.</w:t>
+        <w:t>에스컬레이션 골든룰 : 이슈 은폐로 인한 사후 지연 보고는 엄격히 금지하며, 모든 이슈는 이슈관리대장(EMP_MAN_030)에 등록 후 종결 시까지 추적합니다.</w:t>
       </w:r>
     </w:p>
     <w:p>
@@ -3742,7 +3742,7 @@
           <w:color w:val="1D4ED8"/>
           <w:sz w:val="20"/>
         </w:rPr>
-        <w:t>산출물 ID : GRV_MAN_080  |  버전 : v1.0</w:t>
+        <w:t>산출물 ID : EMP_MAN_080  |  버전 : v1.0</w:t>
       </w:r>
     </w:p>
     <w:p>
@@ -3772,7 +3772,7 @@
           <w:color w:val="1D4ED8"/>
           <w:sz w:val="20"/>
         </w:rPr>
-        <w:t>아모레퍼시픽 Claimworks-Claims AI 시스템 구축  |  보고체계 관리 계획서</w:t>
+        <w:t>한빛글로벌 SyncGuard AI 시스템 구축  |  보고체계 관리 계획서</w:t>
       </w:r>
     </w:p>
     <w:p>
@@ -3782,7 +3782,7 @@
           <w:color w:val="1D4ED8"/>
           <w:sz w:val="20"/>
         </w:rPr>
-        <w:t>발주사 : AMOREPACIFIC   |   수행사 : ㈜그로브소프트 (GROVE)</w:t>
+        <w:t>발주사 : HANBIT GLOBAL   |   수행사 : ㈜엠파시 (Empasy Inc.)</w:t>
       </w:r>
     </w:p>
     <w:p>
@@ -3792,7 +3792,7 @@
           <w:color w:val="1D4ED8"/>
           <w:sz w:val="20"/>
         </w:rPr>
-        <w:t>주의사항 : 메신저나 구두로 논의된 기술 사양 변경은 공식 효력이 없으며, 반드시 회의록(GRV_MAN_020) 또는 산출물 개정본에 반영되어야 최종 확정됩니다.</w:t>
+        <w:t>주의사항 : 메신저나 구두로 논의된 기술 사양 변경은 공식 효력이 없으며, 반드시 회의록(EMP_MAN_020) 또는 산출물 개정본에 반영되어야 최종 확정됩니다.</w:t>
       </w:r>
     </w:p>
     <w:tbl>
@@ -3919,7 +3919,7 @@
               </w:rPr>
               <w:t>공유 구글 드라이브</w:t>
               <w:br/>
-              <w:t>(claim_ai 표준 폴더)</w:t>
+              <w:t>(syncguard_ai 표준 폴더)</w:t>
             </w:r>
           </w:p>
         </w:tc>
@@ -3977,7 +3977,7 @@
               <w:rPr>
                 <w:sz w:val="17"/>
               </w:rPr>
-              <w:t>수행사 PMO (황자영)</w:t>
+              <w:t>수행사 PMO (이지훈)</w:t>
               <w:br/>
               <w:t>주간 폴더 감사</w:t>
             </w:r>
@@ -4044,7 +4044,7 @@
               <w:rPr>
                 <w:sz w:val="17"/>
               </w:rPr>
-              <w:t>• 제목 말머리에 [Claims AI] 필수 표기</w:t>
+              <w:t>• 제목 말머리에 [SyncGuard AI] 필수 표기</w:t>
               <w:br/>
               <w:t>• 중요 합의 메일은 참조(CC)에 양사 PM 필수 포함</w:t>
             </w:r>
@@ -4060,7 +4060,7 @@
               <w:rPr>
                 <w:sz w:val="17"/>
               </w:rPr>
-              <w:t>수행 PM (김재은)</w:t>
+              <w:t>수행 PM (김태윤)</w:t>
               <w:br/>
               <w:t>발주사 PM</w:t>
             </w:r>
@@ -4217,7 +4217,7 @@
               <w:rPr>
                 <w:sz w:val="17"/>
               </w:rPr>
-              <w:t>수행사 PMO (황자영)</w:t>
+              <w:t>수행사 PMO (이지훈)</w:t>
             </w:r>
           </w:p>
         </w:tc>
@@ -4235,7 +4235,7 @@
               </w:rPr>
               <w:t>사내 IT 서비스 데스크</w:t>
               <w:br/>
-              <w:t>(AP-ON / 인프라 신청)</w:t>
+              <w:t>(HB-SSO / 인프라 신청)</w:t>
             </w:r>
           </w:p>
         </w:tc>
@@ -4248,9 +4248,9 @@
               <w:rPr>
                 <w:sz w:val="17"/>
               </w:rPr>
-              <w:t>• 사내 계정(AP-ON), VPC, CA-PAM, Chakra DB 권한 신청</w:t>
+              <w:t>• 사내 계정(HB-SSO), VPC, CA-PAM, Chakra DB 권한 신청</w:t>
               <w:br/>
-              <w:t>• 내부 ALB 및 타 시스템(Tiumnet/myBeaker) 방화벽 개통</w:t>
+              <w:t>• 내부 ALB 및 타 시스템(MarketingHub/ProductLab) 방화벽 개통</w:t>
             </w:r>
           </w:p>
         </w:tc>
@@ -4265,7 +4265,7 @@
               </w:rPr>
               <w:t>수행사 투입 인력 ➔</w:t>
               <w:br/>
-              <w:t>기술 PM(김경호) 승인</w:t>
+              <w:t>기술 PM(한승우) 승인</w:t>
             </w:r>
           </w:p>
         </w:tc>
@@ -4293,9 +4293,9 @@
               <w:rPr>
                 <w:sz w:val="17"/>
               </w:rPr>
-              <w:t>기술 PM (김경호)</w:t>
+              <w:t>기술 PM (한승우)</w:t>
               <w:br/>
-              <w:t>총괄 AA (오병문)</w:t>
+              <w:t>총괄 AA (박준혁)</w:t>
             </w:r>
           </w:p>
         </w:tc>
@@ -4319,7 +4319,7 @@
           <w:color w:val="1D4ED8"/>
           <w:sz w:val="20"/>
         </w:rPr>
-        <w:t>산출물 ID : GRV_MAN_080  |  버전 : v1.0</w:t>
+        <w:t>산출물 ID : EMP_MAN_080  |  버전 : v1.0</w:t>
       </w:r>
     </w:p>
     <w:p>
@@ -4339,7 +4339,7 @@
           <w:color w:val="1D4ED8"/>
           <w:sz w:val="20"/>
         </w:rPr>
-        <w:t>프로젝트 연락처 대장(Claimworks-Claims AI_프로젝트_연락처.xlsx)에 등재된 발주사·주관사·협력사 핵심 인력 현황입니다.</w:t>
+        <w:t>프로젝트 연락처 대장(SyncGuard AI_프로젝트_연락처.xlsx)에 등재된 발주사·주관사·협력사 핵심 인력 현황입니다.</w:t>
       </w:r>
     </w:p>
     <w:p>
@@ -4349,7 +4349,7 @@
           <w:color w:val="1D4ED8"/>
           <w:sz w:val="20"/>
         </w:rPr>
-        <w:t>아모레퍼시픽 Claimworks-Claims AI 시스템 구축  |  보고체계 관리 계획서</w:t>
+        <w:t>한빛글로벌 SyncGuard AI 시스템 구축  |  보고체계 관리 계획서</w:t>
       </w:r>
     </w:p>
     <w:p>
@@ -4359,7 +4359,7 @@
           <w:color w:val="1D4ED8"/>
           <w:sz w:val="20"/>
         </w:rPr>
-        <w:t>발주사 : AMOREPACIFIC   |   수행사 : ㈜그로브소프트 (GROVE)</w:t>
+        <w:t>발주사 : HANBIT GLOBAL   |   수행사 : ㈜엠파시 (Empasy Inc.)</w:t>
       </w:r>
     </w:p>
     <w:tbl>
@@ -4537,7 +4537,7 @@
               <w:rPr>
                 <w:sz w:val="17"/>
               </w:rPr>
-              <w:t>아모레퍼시픽 / 연구전략Lab</w:t>
+              <w:t>한빛글로벌 / 연구전략Lab</w:t>
             </w:r>
           </w:p>
         </w:tc>
@@ -4550,7 +4550,7 @@
               <w:rPr>
                 <w:sz w:val="17"/>
               </w:rPr>
-              <w:t>박주열</w:t>
+              <w:t>정민수</w:t>
             </w:r>
           </w:p>
         </w:tc>
@@ -4589,7 +4589,7 @@
               <w:rPr>
                 <w:sz w:val="17"/>
               </w:rPr>
-              <w:t>jypark@amorepacific.com</w:t>
+              <w:t>jypark@hanbitglobal.com</w:t>
             </w:r>
           </w:p>
         </w:tc>
@@ -4633,7 +4633,7 @@
               <w:rPr>
                 <w:sz w:val="17"/>
               </w:rPr>
-              <w:t>아모레퍼시픽 / ERP플랫폼기획팀</w:t>
+              <w:t>한빛글로벌 / ERP플랫폼기획팀</w:t>
             </w:r>
           </w:p>
         </w:tc>
@@ -4647,7 +4647,7 @@
               <w:rPr>
                 <w:sz w:val="17"/>
               </w:rPr>
-              <w:t>김경호</w:t>
+              <w:t>한승우</w:t>
             </w:r>
           </w:p>
         </w:tc>
@@ -4689,7 +4689,7 @@
               <w:rPr>
                 <w:sz w:val="17"/>
               </w:rPr>
-              <w:t>khkim@amorepacific.com</w:t>
+              <w:t>khkim@hanbitglobal.com</w:t>
             </w:r>
           </w:p>
         </w:tc>
@@ -4703,7 +4703,7 @@
               <w:rPr>
                 <w:sz w:val="17"/>
               </w:rPr>
-              <w:t>AWS 클라우드 인프라, 보안/방화벽, 사내 시스템(SSO/Tiumnet) 연계 총괄</w:t>
+              <w:t>AWS 클라우드 인프라, 보안/방화벽, 사내 시스템(SSO/MarketingHub) 연계 총괄</w:t>
             </w:r>
           </w:p>
         </w:tc>
@@ -4732,7 +4732,7 @@
               <w:rPr>
                 <w:sz w:val="17"/>
               </w:rPr>
-              <w:t>아모레퍼시픽 / RA Lab</w:t>
+              <w:t>한빛글로벌 / RA Lab</w:t>
             </w:r>
           </w:p>
         </w:tc>
@@ -4745,7 +4745,7 @@
               <w:rPr>
                 <w:sz w:val="17"/>
               </w:rPr>
-              <w:t>양서윤</w:t>
+              <w:t>최윤아</w:t>
             </w:r>
           </w:p>
         </w:tc>
@@ -4784,7 +4784,7 @@
               <w:rPr>
                 <w:sz w:val="17"/>
               </w:rPr>
-              <w:t>sy.yang@amorepacific.com</w:t>
+              <w:t>sy.yang@hanbitglobal.com</w:t>
             </w:r>
           </w:p>
         </w:tc>
@@ -4797,7 +4797,7 @@
               <w:rPr>
                 <w:sz w:val="17"/>
               </w:rPr>
-              <w:t>화장품 표시·광고 클레임 검토 기준 정의, 규칙사전 및 골든셋 검증</w:t>
+              <w:t>제품 표시·광고 클레임 검토 기준 정의, 규칙사전 및 골든셋 검증</w:t>
             </w:r>
           </w:p>
         </w:tc>
@@ -4828,7 +4828,7 @@
               <w:rPr>
                 <w:sz w:val="17"/>
               </w:rPr>
-              <w:t>아모레퍼시픽 / RA Lab</w:t>
+              <w:t>한빛글로벌 / RA Lab</w:t>
             </w:r>
           </w:p>
         </w:tc>
@@ -4842,7 +4842,7 @@
               <w:rPr>
                 <w:sz w:val="17"/>
               </w:rPr>
-              <w:t>오혜주</w:t>
+              <w:t>윤서연</w:t>
             </w:r>
           </w:p>
         </w:tc>
@@ -4884,7 +4884,7 @@
               <w:rPr>
                 <w:sz w:val="17"/>
               </w:rPr>
-              <w:t>hj.oh@amorepacific.com</w:t>
+              <w:t>hj.oh@hanbitglobal.com</w:t>
             </w:r>
           </w:p>
         </w:tc>
@@ -4927,7 +4927,7 @@
               <w:rPr>
                 <w:sz w:val="17"/>
               </w:rPr>
-              <w:t>아모레퍼시픽 / RA Lab</w:t>
+              <w:t>한빛글로벌 / RA Lab</w:t>
             </w:r>
           </w:p>
         </w:tc>
@@ -4940,7 +4940,7 @@
               <w:rPr>
                 <w:sz w:val="17"/>
               </w:rPr>
-              <w:t>김다은 / 장원희</w:t>
+              <w:t>배수빈 / 송하늘</w:t>
             </w:r>
           </w:p>
         </w:tc>
@@ -4979,7 +4979,7 @@
               <w:rPr>
                 <w:sz w:val="17"/>
               </w:rPr>
-              <w:t>de.kim / wh.jang@amorepacific.com</w:t>
+              <w:t>de.kim / wh.jang@hanbitglobal.com</w:t>
             </w:r>
           </w:p>
         </w:tc>
@@ -5023,7 +5023,7 @@
               <w:rPr>
                 <w:sz w:val="17"/>
               </w:rPr>
-              <w:t>㈜그로브소프트 (GROVE)</w:t>
+              <w:t>㈜엠파시 (Empasy Inc.)</w:t>
             </w:r>
           </w:p>
         </w:tc>
@@ -5037,7 +5037,7 @@
               <w:rPr>
                 <w:sz w:val="17"/>
               </w:rPr>
-              <w:t>오병문</w:t>
+              <w:t>박준혁</w:t>
             </w:r>
           </w:p>
         </w:tc>
@@ -5079,7 +5079,7 @@
               <w:rPr>
                 <w:sz w:val="17"/>
               </w:rPr>
-              <w:t>bmoh@grovesoft.co.kr</w:t>
+              <w:t>bmoh@empasy.co.kr</w:t>
             </w:r>
           </w:p>
         </w:tc>
@@ -5122,7 +5122,7 @@
               <w:rPr>
                 <w:sz w:val="17"/>
               </w:rPr>
-              <w:t>㈜그로브소프트 (GROVE)</w:t>
+              <w:t>㈜엠파시 (Empasy Inc.)</w:t>
             </w:r>
           </w:p>
         </w:tc>
@@ -5135,7 +5135,7 @@
               <w:rPr>
                 <w:sz w:val="17"/>
               </w:rPr>
-              <w:t>김재은</w:t>
+              <w:t>김태윤</w:t>
             </w:r>
           </w:p>
         </w:tc>
@@ -5174,7 +5174,7 @@
               <w:rPr>
                 <w:sz w:val="17"/>
               </w:rPr>
-              <w:t>jekim@grovesoft.co.kr</w:t>
+              <w:t>jekim@empasy.co.kr</w:t>
             </w:r>
           </w:p>
         </w:tc>
@@ -5218,7 +5218,7 @@
               <w:rPr>
                 <w:sz w:val="17"/>
               </w:rPr>
-              <w:t>㈜그로브소프트 (GROVE)</w:t>
+              <w:t>㈜엠파시 (Empasy Inc.)</w:t>
             </w:r>
           </w:p>
         </w:tc>
@@ -5232,7 +5232,7 @@
               <w:rPr>
                 <w:sz w:val="17"/>
               </w:rPr>
-              <w:t>황자영</w:t>
+              <w:t>이지훈</w:t>
             </w:r>
           </w:p>
         </w:tc>
@@ -5274,7 +5274,7 @@
               <w:rPr>
                 <w:sz w:val="17"/>
               </w:rPr>
-              <w:t>jyhwang@grovesoft.co.kr</w:t>
+              <w:t>jyhwang@empasy.co.kr</w:t>
             </w:r>
           </w:p>
         </w:tc>
@@ -5317,7 +5317,7 @@
               <w:rPr>
                 <w:sz w:val="17"/>
               </w:rPr>
-              <w:t>㈜그로브소프트 (GROVE)</w:t>
+              <w:t>㈜엠파시 (Empasy Inc.)</w:t>
             </w:r>
           </w:p>
         </w:tc>
@@ -5330,7 +5330,7 @@
               <w:rPr>
                 <w:sz w:val="17"/>
               </w:rPr>
-              <w:t>장지용</w:t>
+              <w:t>최현우</w:t>
             </w:r>
           </w:p>
         </w:tc>
@@ -5369,7 +5369,7 @@
               <w:rPr>
                 <w:sz w:val="17"/>
               </w:rPr>
-              <w:t>jyjang@grovesoft.co.kr</w:t>
+              <w:t>jyjang@empasy.co.kr</w:t>
             </w:r>
           </w:p>
         </w:tc>
@@ -5413,7 +5413,7 @@
               <w:rPr>
                 <w:sz w:val="17"/>
               </w:rPr>
-              <w:t>㈜아이시프트 (iSHIFT)</w:t>
+              <w:t>㈜데이터브릿지 (데이터브릿지(DataBridge))</w:t>
             </w:r>
           </w:p>
         </w:tc>
@@ -5427,7 +5427,7 @@
               <w:rPr>
                 <w:sz w:val="17"/>
               </w:rPr>
-              <w:t>진경민 / 남석현</w:t>
+              <w:t>조성민 / 강동현</w:t>
             </w:r>
           </w:p>
         </w:tc>
@@ -5471,9 +5471,9 @@
               <w:rPr>
                 <w:sz w:val="17"/>
               </w:rPr>
-              <w:t>kmjin@ishift.co.kr</w:t>
+              <w:t>kmjin@databridge.co.kr</w:t>
               <w:br/>
-              <w:t>shnam@ishift.co.kr</w:t>
+              <w:t>shnam@databridge.co.kr</w:t>
             </w:r>
           </w:p>
         </w:tc>
@@ -5487,7 +5487,7 @@
               <w:rPr>
                 <w:sz w:val="17"/>
               </w:rPr>
-              <w:t>연구원 myBeaker 실증자료 DB 구축, 원료/효능/임상 데이터 연계 API 개발</w:t>
+              <w:t>연구원 ProductLab 실증자료 DB 구축, 원료/효능/임상 데이터 연계 API 개발</w:t>
             </w:r>
           </w:p>
         </w:tc>
@@ -5511,7 +5511,7 @@
           <w:color w:val="1D4ED8"/>
           <w:sz w:val="20"/>
         </w:rPr>
-        <w:t>산출물 ID : GRV_MAN_080  |  버전 : v1.0</w:t>
+        <w:t>산출물 ID : EMP_MAN_080  |  버전 : v1.0</w:t>
       </w:r>
     </w:p>
     <w:p>
@@ -5521,7 +5521,7 @@
           <w:color w:val="1D4ED8"/>
           <w:sz w:val="20"/>
         </w:rPr>
-        <w:t>8. [템플릿] 주간업무보고서(GRV_MAN_010) 및 회의록(GRV_MAN_020) 표준 구성 가이드</w:t>
+        <w:t>8. [템플릿] 주간업무보고서(EMP_MAN_010) 및 회의록(EMP_MAN_020) 표준 구성 가이드</w:t>
       </w:r>
     </w:p>
     <w:p>
@@ -5541,7 +5541,7 @@
           <w:color w:val="1D4ED8"/>
           <w:sz w:val="20"/>
         </w:rPr>
-        <w:t>아모레퍼시픽 Claimworks-Claims AI 시스템 구축  |  보고체계 관리 계획서</w:t>
+        <w:t>한빛글로벌 SyncGuard AI 시스템 구축  |  보고체계 관리 계획서</w:t>
       </w:r>
     </w:p>
     <w:p>
@@ -5551,7 +5551,7 @@
           <w:color w:val="1D4ED8"/>
           <w:sz w:val="20"/>
         </w:rPr>
-        <w:t>발주사 : AMOREPACIFIC   |   수행사 : ㈜그로브소프트 (GROVE)</w:t>
+        <w:t>발주사 : HANBIT GLOBAL   |   수행사 : ㈜엠파시 (Empasy Inc.)</w:t>
       </w:r>
     </w:p>
     <w:p>
@@ -5561,7 +5561,7 @@
           <w:color w:val="1D4ED8"/>
           <w:sz w:val="20"/>
         </w:rPr>
-        <w:t>주간업무보고서 표준 구성 (GRV_MAN_010_주간업무보고서_YYYYMMDD.pptx)</w:t>
+        <w:t>주간업무보고서 표준 구성 (EMP_MAN_010_주간업무보고서_YYYYMMDD.pptx)</w:t>
       </w:r>
     </w:p>
     <w:p>
@@ -5644,7 +5644,7 @@
           <w:color w:val="1D4ED8"/>
           <w:sz w:val="20"/>
         </w:rPr>
-        <w:t>회의록 표준 구성 (GRV_MAN_020_YYYYMMDD_회의주제_회의록.docx)</w:t>
+        <w:t>회의록 표준 구성 (EMP_MAN_020_YYYYMMDD_회의주제_회의록.docx)</w:t>
       </w:r>
     </w:p>
     <w:p>
@@ -5668,7 +5668,7 @@
         <w:rPr>
           <w:sz w:val="19"/>
         </w:rPr>
-        <w:t>• 참석자 명단 : 발주사(아모레퍼시픽) 참석자 / 수행사(그로브소프트·아이시프트) 참석자</w:t>
+        <w:t>• 참석자 명단 : 발주사(한빛글로벌) 참석자 / 수행사(엠파시·데이터브릿지) 참석자</w:t>
         <w:br/>
       </w:r>
       <w:r>
@@ -5727,7 +5727,7 @@
           <w:color w:val="1D4ED8"/>
           <w:sz w:val="20"/>
         </w:rPr>
-        <w:t>활용 가이드 : 타 프로젝트 적용 시 프로젝트명, 발주사/수행사 명칭, 연락망(9쪽)만 해당 과제 정보로 교체하면 즉시 표준 보고체계로 운영 가능합니다.</w:t>
+        <w:t>활용 가이드 : 타 프로젝트 적용 시 한빛글로벌 SyncGuard AI, 발주사/수행사 명칭, 연락망(9쪽)만 해당 과제 정보로 교체하면 즉시 표준 보고체계로 운영 가능합니다.</w:t>
       </w:r>
     </w:p>
     <w:sectPr>

--- a/public/templates/000_pm_suite/01_프로젝트 관리/01_통합관리/보고체계_관리_계획서_템플릿.docx
+++ b/public/templates/000_pm_suite/01_프로젝트 관리/01_통합관리/보고체계_관리_계획서_템플릿.docx
@@ -19,7 +19,7 @@
           <w:color w:val="0F2340"/>
           <w:sz w:val="44"/>
         </w:rPr>
-        <w:t>SyncGuard AI 시스템 구축</w:t>
+        <w:t>SyncFlow AI 시스템 구축</w:t>
         <w:br/>
         <w:t>보고체계 관리 계획서</w:t>
       </w:r>
@@ -76,7 +76,7 @@
               <w:rPr>
                 <w:sz w:val="19"/>
               </w:rPr>
-              <w:t>한빛글로벌 SyncGuard AI 시스템 구축 용역</w:t>
+              <w:t>한빛글로벌 SyncFlow AI 시스템 구축 용역</w:t>
             </w:r>
           </w:p>
         </w:tc>
@@ -435,7 +435,7 @@
           <w:color w:val="1D4ED8"/>
           <w:sz w:val="20"/>
         </w:rPr>
-        <w:t>한빛글로벌 SyncGuard AI 시스템 구축  |  보고체계 관리 계획서</w:t>
+        <w:t>한빛글로벌 SyncFlow AI 시스템 구축  |  보고체계 관리 계획서</w:t>
       </w:r>
     </w:p>
     <w:p>
@@ -499,7 +499,7 @@
         <w:rPr>
           <w:sz w:val="19"/>
         </w:rPr>
-        <w:t>3. 교체 필수 항목 : SyncGuard AI 시스템 구축 사업, [발주사/수행사 조직], [사업기간 및 M1~M6 일정], [산출물 ID 체계], [인력/인프라 수량]</w:t>
+        <w:t>3. 교체 필수 항목 : SyncFlow AI 시스템 구축 사업, [발주사/수행사 조직], [사업기간 및 M1~M6 일정], [산출물 ID 체계], [인력/인프라 수량]</w:t>
         <w:br/>
       </w:r>
       <w:r>
@@ -566,7 +566,7 @@
           <w:color w:val="1D4ED8"/>
           <w:sz w:val="20"/>
         </w:rPr>
-        <w:t>발주사(연구전략/ERP/RA)·주관사(엠파시)·협력사(데이터브릿지) 소통 구조</w:t>
+        <w:t>발주사(연구전략/ERP/QA)·주관사(엠파시)·협력사(데이터브릿지) 소통 구조</w:t>
       </w:r>
     </w:p>
     <w:p>
@@ -1118,7 +1118,7 @@
           <w:color w:val="1D4ED8"/>
           <w:sz w:val="20"/>
         </w:rPr>
-        <w:t>다수 이해관계자(현업 RA, IT 인프라, AI 개발, 실증DB 연계) 간 정보 왜곡을 방지하고 신속·투명한 의사결정을 지원합니다.</w:t>
+        <w:t>다수 이해관계자(현업 QA, IT 인프라, AI 개발, 시험검증DB 연계) 간 정보 왜곡을 방지하고 신속·투명한 의사결정을 지원합니다.</w:t>
       </w:r>
     </w:p>
     <w:p>
@@ -1128,7 +1128,7 @@
           <w:color w:val="1D4ED8"/>
           <w:sz w:val="20"/>
         </w:rPr>
-        <w:t>한빛글로벌 SyncGuard AI 시스템 구축  |  보고체계 관리 계획서</w:t>
+        <w:t>한빛글로벌 SyncFlow AI 시스템 구축  |  보고체계 관리 계획서</w:t>
       </w:r>
     </w:p>
     <w:p>
@@ -1180,7 +1180,7 @@
         <w:rPr>
           <w:sz w:val="19"/>
         </w:rPr>
-        <w:t>• 협력사(데이터브릿지)의 ProductLab 연계 이슈 역시 수행사 PM/AA가 통합 취합하여 발주사 기술 PM과 일괄 협의</w:t>
+        <w:t>• 협력사(데이터브릿지)의 PLM-Nexus 연계 이슈 역시 수행사 PM/AA가 통합 취합하여 발주사 기술 PM과 일괄 협의</w:t>
       </w:r>
     </w:p>
     <w:p>
@@ -1292,7 +1292,7 @@
         <w:rPr>
           <w:sz w:val="19"/>
         </w:rPr>
-        <w:t>• 인프라 방화벽 개통 지연, SSO/MarketingHub 연계 사양 미확정 등 외부 의존성 병목은 발생 즉시 주간보고 '협조요청'에 적시</w:t>
+        <w:t>• 인프라 방화벽 개통 지연, SSO/SRM-Portal 연계 사양 미확정 등 외부 의존성 병목은 발생 즉시 주간보고 '협조요청'에 적시</w:t>
         <w:br/>
       </w:r>
       <w:r>
@@ -1356,7 +1356,7 @@
           <w:color w:val="1D4ED8"/>
           <w:sz w:val="20"/>
         </w:rPr>
-        <w:t>사업 총괄 의사결정 기구부터 현업(RA Lab)·기술(ERP플랫폼)·실증DB(데이터브릿지) 실무 협의체까지 유기적 소통 체계를 운영합니다.</w:t>
+        <w:t>사업 총괄 의사결정 기구부터 현업(품질법무검증팀)·기술(ERP플랫폼)·시험검증DB(데이터브릿지) 실무 협의체까지 유기적 소통 체계를 운영합니다.</w:t>
       </w:r>
     </w:p>
     <w:p>
@@ -1366,7 +1366,7 @@
           <w:color w:val="1D4ED8"/>
           <w:sz w:val="20"/>
         </w:rPr>
-        <w:t>한빛글로벌 SyncGuard AI 시스템 구축  |  보고체계 관리 계획서</w:t>
+        <w:t>한빛글로벌 SyncFlow AI 시스템 구축  |  보고체계 관리 계획서</w:t>
       </w:r>
     </w:p>
     <w:p>
@@ -1403,7 +1403,7 @@
         <w:rPr>
           <w:sz w:val="19"/>
         </w:rPr>
-        <w:t>• 현업 PM : 정민수 (연구전략Lab / 010-2726-6624)</w:t>
+        <w:t>• 현업 PM : 정민수 (공급망혁신팀 / 010-2726-6624)</w:t>
         <w:br/>
       </w:r>
       <w:r>
@@ -1424,14 +1424,14 @@
         <w:rPr>
           <w:sz w:val="19"/>
         </w:rPr>
-        <w:t>- AWS 클라우드 인프라, SSO/MarketingHub/보안 정책 총괄</w:t>
+        <w:t>- AWS 클라우드 인프라, SSO/SRM-Portal/보안 정책 총괄</w:t>
         <w:br/>
       </w:r>
       <w:r>
         <w:rPr>
           <w:sz w:val="19"/>
         </w:rPr>
-        <w:t>■ 현업 실무 요구사항 및 검증 (RA Lab 4인)</w:t>
+        <w:t>■ 현업 실무 요구사항 및 검증 (품질법무검증팀 4인)</w:t>
         <w:br/>
       </w:r>
       <w:r>
@@ -1445,14 +1445,14 @@
         <w:rPr>
           <w:sz w:val="19"/>
         </w:rPr>
-        <w:t>- 제품 표시·광고 실증 및 클레임 검토 프로세스 정의</w:t>
+        <w:t>- 구매계약·기술규격 시험검증 및 규격·계약 검토 프로세스 정의</w:t>
         <w:br/>
       </w:r>
       <w:r>
         <w:rPr>
           <w:sz w:val="19"/>
         </w:rPr>
-        <w:t>- 100대 금지/주의 규칙사전 및 AI 대체문구 품질 검증</w:t>
+        <w:t>- 100대 금지/주의 규칙사전 및 AI 표준수정조항 품질 검증</w:t>
         <w:br/>
       </w:r>
       <w:r>
@@ -1473,7 +1473,7 @@
         <w:rPr>
           <w:sz w:val="19"/>
         </w:rPr>
-        <w:t>• 정보보안팀(망분리/방화벽/CA-PAM), MarketingHub 운영팀</w:t>
+        <w:t>• 정보보안팀(망분리/방화벽/CA-PAM), SRM-Portal 운영팀</w:t>
       </w:r>
     </w:p>
     <w:p>
@@ -1590,7 +1590,7 @@
           <w:color w:val="1D4ED8"/>
           <w:sz w:val="20"/>
         </w:rPr>
-        <w:t>■ ProductLab 실증자료 DB 구축 및 연계 전담</w:t>
+        <w:t>■ PLM-Nexus 시험성적서 DB 구축 및 연계 전담</w:t>
         <w:br/>
       </w:r>
       <w:r>
@@ -1604,7 +1604,7 @@
         <w:rPr>
           <w:sz w:val="19"/>
         </w:rPr>
-        <w:t>- 연구원 ProductLab 시스템 데이터 구조 분석 및 일정 관리</w:t>
+        <w:t>- 연구원 PLM-Nexus 시스템 데이터 구조 분석 및 일정 관리</w:t>
         <w:br/>
       </w:r>
       <w:r>
@@ -1618,14 +1618,14 @@
         <w:rPr>
           <w:sz w:val="19"/>
         </w:rPr>
-        <w:t>- 원료·처방·효능·인체적용시험 실증 메타데이터 추출/적재</w:t>
+        <w:t>- 원소재·설계사양·성능규격·공인신뢰성시험 시험검증 메타데이터 추출/적재</w:t>
         <w:br/>
       </w:r>
       <w:r>
         <w:rPr>
           <w:sz w:val="19"/>
         </w:rPr>
-        <w:t>- SyncGuard AI ↔ ProductLab 간 REST API / 배치 연동 개발</w:t>
+        <w:t>- SyncFlow AI ↔ PLM-Nexus 간 REST API / 배치 연동 개발</w:t>
         <w:br/>
       </w:r>
       <w:r>
@@ -1653,7 +1653,7 @@
         <w:rPr>
           <w:sz w:val="19"/>
         </w:rPr>
-        <w:t>• ProductLab 연계 협의 회의 시 발주사 기술원/ERP팀과 합동 참석</w:t>
+        <w:t>• PLM-Nexus 연계 협의 회의 시 발주사 기술원/ERP팀과 합동 참석</w:t>
       </w:r>
     </w:p>
     <w:p>
@@ -1713,7 +1713,7 @@
           <w:color w:val="1D4ED8"/>
           <w:sz w:val="20"/>
         </w:rPr>
-        <w:t>한빛글로벌 SyncGuard AI 시스템 구축  |  보고체계 관리 계획서</w:t>
+        <w:t>한빛글로벌 SyncFlow AI 시스템 구축  |  보고체계 관리 계획서</w:t>
       </w:r>
     </w:p>
     <w:p>
@@ -2234,7 +2234,7 @@
               <w:rPr>
                 <w:sz w:val="17"/>
               </w:rPr>
-              <w:t>발주사 스폰서, PM, RA Lab</w:t>
+              <w:t>발주사 스폰서, PM, 품질법무검증팀</w:t>
             </w:r>
           </w:p>
         </w:tc>
@@ -2330,7 +2330,7 @@
               <w:rPr>
                 <w:sz w:val="17"/>
               </w:rPr>
-              <w:t>발주사 PM, RA Lab, IT팀</w:t>
+              <w:t>발주사 PM, 품질법무검증팀, IT팀</w:t>
             </w:r>
           </w:p>
         </w:tc>
@@ -2429,7 +2429,7 @@
               <w:rPr>
                 <w:sz w:val="17"/>
               </w:rPr>
-              <w:t>발주사 PM, RA Lab, 데이터브릿지</w:t>
+              <w:t>발주사 PM, 품질법무검증팀, 데이터브릿지</w:t>
             </w:r>
           </w:p>
         </w:tc>
@@ -2457,7 +2457,7 @@
               <w:rPr>
                 <w:sz w:val="17"/>
               </w:rPr>
-              <w:t>3단계 AI 판정 엔진 프로토타입 시연, 100대 규칙사전 및 ProductLab 실증DB 연동 검증</w:t>
+              <w:t>3단계 AI 판정 엔진 프로토타입 시연, 100대 규칙사전 및 PLM-Nexus 시험검증DB 연동 검증</w:t>
             </w:r>
           </w:p>
         </w:tc>
@@ -2525,7 +2525,7 @@
               <w:rPr>
                 <w:sz w:val="17"/>
               </w:rPr>
-              <w:t>발주사 PM, RA Lab, 보안팀</w:t>
+              <w:t>발주사 PM, 품질법무검증팀, 보안팀</w:t>
             </w:r>
           </w:p>
         </w:tc>
@@ -2800,7 +2800,7 @@
           <w:color w:val="1D4ED8"/>
           <w:sz w:val="20"/>
         </w:rPr>
-        <w:t>한빛글로벌 SyncGuard AI 시스템 구축  |  보고체계 관리 계획서</w:t>
+        <w:t>한빛글로벌 SyncFlow AI 시스템 구축  |  보고체계 관리 계획서</w:t>
       </w:r>
     </w:p>
     <w:p>
@@ -3221,7 +3221,7 @@
               <w:rPr>
                 <w:sz w:val="17"/>
               </w:rPr>
-              <w:t>현업 PM(정민수), RA Lab 4인,</w:t>
+              <w:t>현업 PM(정민수), 품질법무검증팀 4인,</w:t>
               <w:br/>
               <w:t>수행 PM, 화면기획/프론트 리드</w:t>
             </w:r>
@@ -3237,7 +3237,7 @@
               <w:rPr>
                 <w:sz w:val="17"/>
               </w:rPr>
-              <w:t>• 현행 클레임 검토 Pain-Point 및 TO-BE 프로세스 합의</w:t>
+              <w:t>• 현행 규격·계약 검토 Pain-Point 및 TO-BE 프로세스 합의</w:t>
               <w:br/>
               <w:t>• Side-by-Side 대조 뷰어, 판정 리포트 화면 상세 리뷰</w:t>
             </w:r>
@@ -3329,7 +3329,7 @@
               </w:rPr>
               <w:t>• AWS EKS/RDS/ALB 구성, 방화벽(ANY Open 배제) 협의</w:t>
               <w:br/>
-              <w:t>• HB-SSO SSO, MarketingHub, ProductLab API 규격 확정</w:t>
+              <w:t>• HB-SSO SSO, SRM-Portal, PLM-Nexus API 규격 확정</w:t>
             </w:r>
           </w:p>
         </w:tc>
@@ -3405,7 +3405,7 @@
               <w:rPr>
                 <w:sz w:val="17"/>
               </w:rPr>
-              <w:t>RA Lab 실무진, 현업 PM,</w:t>
+              <w:t>품질법무검증팀 실무진, 현업 PM,</w:t>
               <w:br/>
               <w:t>총괄 AA, AI 엔지니어 리드</w:t>
             </w:r>
@@ -3421,9 +3421,9 @@
               <w:rPr>
                 <w:sz w:val="17"/>
               </w:rPr>
-              <w:t>• 100대 규칙사전 및 식약처 가이드라인 RAG 검색 정확도</w:t>
+              <w:t>• 100대 규칙사전 및 공정위·표준원 가이드라인 RAG 검색 정확도</w:t>
               <w:br/>
-              <w:t>• LLM 프롬프트 판정 근거 및 대체 문구 현업 수용성 평가</w:t>
+              <w:t>• LLM 프롬프트 판정 근거 및 대체 조항 현업 수용성 평가</w:t>
             </w:r>
           </w:p>
         </w:tc>
@@ -3493,7 +3493,7 @@
           <w:color w:val="1D4ED8"/>
           <w:sz w:val="20"/>
         </w:rPr>
-        <w:t>한빛글로벌 SyncGuard AI 시스템 구축  |  보고체계 관리 계획서</w:t>
+        <w:t>한빛글로벌 SyncFlow AI 시스템 구축  |  보고체계 관리 계획서</w:t>
       </w:r>
     </w:p>
     <w:p>
@@ -3547,7 +3547,7 @@
         <w:rPr>
           <w:sz w:val="19"/>
         </w:rPr>
-        <w:t>• 화면 UI 세부 문구 조정, 단일 API 필드 매핑 협의, 일반 버그(Minor) 수정 등</w:t>
+        <w:t>• 화면 UI 세부 조항 조정, 단일 API 필드 매핑 협의, 일반 버그(Minor) 수정 등</w:t>
         <w:br/>
       </w:r>
       <w:r>
@@ -3561,7 +3561,7 @@
         <w:rPr>
           <w:sz w:val="19"/>
         </w:rPr>
-        <w:t>• 주관사 파트 리드(최현우 개발리드 등) ↔ 발주사 실무 담당자(RA Lab / IT 담당) 직접 협의</w:t>
+        <w:t>• 주관사 파트 리드(최현우 개발리드 등) ↔ 발주사 실무 담당자(품질법무검증팀 / IT 담당) 직접 협의</w:t>
         <w:br/>
       </w:r>
       <w:r>
@@ -3619,7 +3619,7 @@
         <w:rPr>
           <w:sz w:val="19"/>
         </w:rPr>
-        <w:t>• 사내 방화벽 오픈 지연, SSO/MarketingHub/ProductLab 인터페이스 사양 미확정, AI 응답속도 저하 등</w:t>
+        <w:t>• 사내 방화벽 오픈 지연, SSO/SRM-Portal/PLM-Nexus 인터페이스 사양 미확정, AI 응답속도 저하 등</w:t>
         <w:br/>
       </w:r>
       <w:r>
@@ -3705,7 +3705,7 @@
         <w:rPr>
           <w:sz w:val="19"/>
         </w:rPr>
-        <w:t>• 수행사 사업총괄(박준혁) 및 대표단 ↔ 발주사 연구전략Lab/ERP플랫폼 부서장 공식 보고</w:t>
+        <w:t>• 수행사 사업총괄(박준혁) 및 대표단 ↔ 발주사 공급망혁신팀/ERP플랫폼 부서장 공식 보고</w:t>
         <w:br/>
       </w:r>
       <w:r>
@@ -3772,7 +3772,7 @@
           <w:color w:val="1D4ED8"/>
           <w:sz w:val="20"/>
         </w:rPr>
-        <w:t>한빛글로벌 SyncGuard AI 시스템 구축  |  보고체계 관리 계획서</w:t>
+        <w:t>한빛글로벌 SyncFlow AI 시스템 구축  |  보고체계 관리 계획서</w:t>
       </w:r>
     </w:p>
     <w:p>
@@ -3919,7 +3919,7 @@
               </w:rPr>
               <w:t>공유 구글 드라이브</w:t>
               <w:br/>
-              <w:t>(syncguard_ai 표준 폴더)</w:t>
+              <w:t>(syncflow_ai 표준 폴더)</w:t>
             </w:r>
           </w:p>
         </w:tc>
@@ -4044,7 +4044,7 @@
               <w:rPr>
                 <w:sz w:val="17"/>
               </w:rPr>
-              <w:t>• 제목 말머리에 [SyncGuard AI] 필수 표기</w:t>
+              <w:t>• 제목 말머리에 [SyncFlow AI] 필수 표기</w:t>
               <w:br/>
               <w:t>• 중요 합의 메일은 참조(CC)에 양사 PM 필수 포함</w:t>
             </w:r>
@@ -4250,7 +4250,7 @@
               </w:rPr>
               <w:t>• 사내 계정(HB-SSO), VPC, CA-PAM, Chakra DB 권한 신청</w:t>
               <w:br/>
-              <w:t>• 내부 ALB 및 타 시스템(MarketingHub/ProductLab) 방화벽 개통</w:t>
+              <w:t>• 내부 ALB 및 타 시스템(SRM-Portal/PLM-Nexus) 방화벽 개통</w:t>
             </w:r>
           </w:p>
         </w:tc>
@@ -4339,7 +4339,7 @@
           <w:color w:val="1D4ED8"/>
           <w:sz w:val="20"/>
         </w:rPr>
-        <w:t>프로젝트 연락처 대장(SyncGuard AI_프로젝트_연락처.xlsx)에 등재된 발주사·주관사·협력사 핵심 인력 현황입니다.</w:t>
+        <w:t>프로젝트 연락처 대장(SyncFlow AI_프로젝트_연락처.xlsx)에 등재된 발주사·주관사·협력사 핵심 인력 현황입니다.</w:t>
       </w:r>
     </w:p>
     <w:p>
@@ -4349,7 +4349,7 @@
           <w:color w:val="1D4ED8"/>
           <w:sz w:val="20"/>
         </w:rPr>
-        <w:t>한빛글로벌 SyncGuard AI 시스템 구축  |  보고체계 관리 계획서</w:t>
+        <w:t>한빛글로벌 SyncFlow AI 시스템 구축  |  보고체계 관리 계획서</w:t>
       </w:r>
     </w:p>
     <w:p>
@@ -4537,7 +4537,7 @@
               <w:rPr>
                 <w:sz w:val="17"/>
               </w:rPr>
-              <w:t>한빛글로벌 / 연구전략Lab</w:t>
+              <w:t>한빛글로벌 / 공급망혁신팀</w:t>
             </w:r>
           </w:p>
         </w:tc>
@@ -4703,7 +4703,7 @@
               <w:rPr>
                 <w:sz w:val="17"/>
               </w:rPr>
-              <w:t>AWS 클라우드 인프라, 보안/방화벽, 사내 시스템(SSO/MarketingHub) 연계 총괄</w:t>
+              <w:t>AWS 클라우드 인프라, 보안/방화벽, 사내 시스템(SSO/SRM-Portal) 연계 총괄</w:t>
             </w:r>
           </w:p>
         </w:tc>
@@ -4732,7 +4732,7 @@
               <w:rPr>
                 <w:sz w:val="17"/>
               </w:rPr>
-              <w:t>한빛글로벌 / RA Lab</w:t>
+              <w:t>한빛글로벌 / 품질법무검증팀</w:t>
             </w:r>
           </w:p>
         </w:tc>
@@ -4758,7 +4758,7 @@
               <w:rPr>
                 <w:sz w:val="17"/>
               </w:rPr>
-              <w:t>현업 실무 (RA)</w:t>
+              <w:t>현업 실무 (QA)</w:t>
             </w:r>
           </w:p>
         </w:tc>
@@ -4797,7 +4797,7 @@
               <w:rPr>
                 <w:sz w:val="17"/>
               </w:rPr>
-              <w:t>제품 표시·광고 클레임 검토 기준 정의, 규칙사전 및 골든셋 검증</w:t>
+              <w:t>구매계약·기술규격 규격·계약 검토 기준 정의, 규칙사전 및 골든셋 검증</w:t>
             </w:r>
           </w:p>
         </w:tc>
@@ -4828,7 +4828,7 @@
               <w:rPr>
                 <w:sz w:val="17"/>
               </w:rPr>
-              <w:t>한빛글로벌 / RA Lab</w:t>
+              <w:t>한빛글로벌 / 품질법무검증팀</w:t>
             </w:r>
           </w:p>
         </w:tc>
@@ -4856,7 +4856,7 @@
               <w:rPr>
                 <w:sz w:val="17"/>
               </w:rPr>
-              <w:t>현업 실무 (RA)</w:t>
+              <w:t>현업 실무 (QA)</w:t>
             </w:r>
           </w:p>
         </w:tc>
@@ -4898,7 +4898,7 @@
               <w:rPr>
                 <w:sz w:val="17"/>
               </w:rPr>
-              <w:t>카테고리별 금지/주의 표현 사례 제공, AI 대체 문구 수용성 평가</w:t>
+              <w:t>카테고리별 금지/주의 표현 사례 제공, AI 대체 조항 수용성 평가</w:t>
             </w:r>
           </w:p>
         </w:tc>
@@ -4927,7 +4927,7 @@
               <w:rPr>
                 <w:sz w:val="17"/>
               </w:rPr>
-              <w:t>한빛글로벌 / RA Lab</w:t>
+              <w:t>한빛글로벌 / 품질법무검증팀</w:t>
             </w:r>
           </w:p>
         </w:tc>
@@ -4953,7 +4953,7 @@
               <w:rPr>
                 <w:sz w:val="17"/>
               </w:rPr>
-              <w:t>현업 실무 (RA)</w:t>
+              <w:t>현업 실무 (QA)</w:t>
             </w:r>
           </w:p>
         </w:tc>
@@ -5487,7 +5487,7 @@
               <w:rPr>
                 <w:sz w:val="17"/>
               </w:rPr>
-              <w:t>연구원 ProductLab 실증자료 DB 구축, 원료/효능/임상 데이터 연계 API 개발</w:t>
+              <w:t>연구원 PLM-Nexus 시험성적서 DB 구축, 원소재/성능규격/신뢰성 데이터 연계 API 개발</w:t>
             </w:r>
           </w:p>
         </w:tc>
@@ -5541,7 +5541,7 @@
           <w:color w:val="1D4ED8"/>
           <w:sz w:val="20"/>
         </w:rPr>
-        <w:t>한빛글로벌 SyncGuard AI 시스템 구축  |  보고체계 관리 계획서</w:t>
+        <w:t>한빛글로벌 SyncFlow AI 시스템 구축  |  보고체계 관리 계획서</w:t>
       </w:r>
     </w:p>
     <w:p>
@@ -5606,7 +5606,7 @@
         <w:rPr>
           <w:sz w:val="19"/>
         </w:rPr>
-        <w:t>• 파트별(기획/설계, AI 엔진, 백엔드/인프라, 실증DB) 세부 진행 내역</w:t>
+        <w:t>• 파트별(기획/설계, AI 엔진, 백엔드/인프라, 시험검증DB) 세부 진행 내역</w:t>
         <w:br/>
       </w:r>
       <w:r>
@@ -5727,7 +5727,7 @@
           <w:color w:val="1D4ED8"/>
           <w:sz w:val="20"/>
         </w:rPr>
-        <w:t>활용 가이드 : 타 프로젝트 적용 시 한빛글로벌 SyncGuard AI, 발주사/수행사 명칭, 연락망(9쪽)만 해당 과제 정보로 교체하면 즉시 표준 보고체계로 운영 가능합니다.</w:t>
+        <w:t>활용 가이드 : 타 프로젝트 적용 시 한빛글로벌 SyncFlow AI, 발주사/수행사 명칭, 연락망(9쪽)만 해당 과제 정보로 교체하면 즉시 표준 보고체계로 운영 가능합니다.</w:t>
       </w:r>
     </w:p>
     <w:sectPr>
